--- a/过程记录文件/任务书.docx
+++ b/过程记录文件/任务书.docx
@@ -185,11 +185,23 @@
             <w:pPr>
               <w:spacing w:line="360" w:lineRule="auto"/>
               <w:rPr>
-                <w:rFonts w:hint="eastAsia"/>
-                <w:sz w:val="24"/>
-                <w:szCs w:val="24"/>
-              </w:rPr>
-            </w:pPr>
+                <w:rFonts w:hint="default" w:eastAsiaTheme="minorEastAsia"/>
+                <w:sz w:val="24"/>
+                <w:szCs w:val="24"/>
+                <w:lang w:val="en-US" w:eastAsia="zh-CN"/>
+              </w:rPr>
+            </w:pPr>
+            <w:r>
+              <w:rPr>
+                <w:rFonts w:hint="eastAsia"/>
+                <w:sz w:val="24"/>
+                <w:szCs w:val="24"/>
+                <w:lang w:val="en-US" w:eastAsia="zh-CN"/>
+              </w:rPr>
+              <w:t>S002</w:t>
+            </w:r>
+            <w:bookmarkStart w:id="0" w:name="_GoBack"/>
+            <w:bookmarkEnd w:id="0"/>
           </w:p>
         </w:tc>
       </w:tr>
@@ -388,10 +400,21 @@
             <w:pPr>
               <w:spacing w:line="360" w:lineRule="auto"/>
               <w:rPr>
-                <w:sz w:val="24"/>
-                <w:szCs w:val="24"/>
-              </w:rPr>
-            </w:pPr>
+                <w:rFonts w:hint="default" w:eastAsiaTheme="minorEastAsia"/>
+                <w:sz w:val="24"/>
+                <w:szCs w:val="24"/>
+                <w:lang w:val="en-US" w:eastAsia="zh-CN"/>
+              </w:rPr>
+            </w:pPr>
+            <w:r>
+              <w:rPr>
+                <w:rFonts w:hint="eastAsia"/>
+                <w:sz w:val="24"/>
+                <w:szCs w:val="24"/>
+                <w:lang w:val="en-US" w:eastAsia="zh-CN"/>
+              </w:rPr>
+              <w:t>24281036</w:t>
+            </w:r>
           </w:p>
         </w:tc>
         <w:tc>
@@ -402,11 +425,21 @@
             <w:pPr>
               <w:spacing w:line="360" w:lineRule="auto"/>
               <w:rPr>
-                <w:rFonts w:hint="eastAsia"/>
-                <w:sz w:val="24"/>
-                <w:szCs w:val="24"/>
-              </w:rPr>
-            </w:pPr>
+                <w:rFonts w:hint="eastAsia" w:eastAsiaTheme="minorEastAsia"/>
+                <w:sz w:val="24"/>
+                <w:szCs w:val="24"/>
+                <w:lang w:val="en-US" w:eastAsia="zh-CN"/>
+              </w:rPr>
+            </w:pPr>
+            <w:r>
+              <w:rPr>
+                <w:rFonts w:hint="eastAsia"/>
+                <w:sz w:val="24"/>
+                <w:szCs w:val="24"/>
+                <w:lang w:val="en-US" w:eastAsia="zh-CN"/>
+              </w:rPr>
+              <w:t>雷佐</w:t>
+            </w:r>
           </w:p>
         </w:tc>
         <w:tc>
@@ -494,10 +527,21 @@
             <w:pPr>
               <w:spacing w:line="360" w:lineRule="auto"/>
               <w:rPr>
-                <w:sz w:val="24"/>
-                <w:szCs w:val="24"/>
-              </w:rPr>
-            </w:pPr>
+                <w:rFonts w:hint="default" w:eastAsiaTheme="minorEastAsia"/>
+                <w:sz w:val="24"/>
+                <w:szCs w:val="24"/>
+                <w:lang w:val="en-US" w:eastAsia="zh-CN"/>
+              </w:rPr>
+            </w:pPr>
+            <w:r>
+              <w:rPr>
+                <w:rFonts w:hint="eastAsia"/>
+                <w:sz w:val="24"/>
+                <w:szCs w:val="24"/>
+                <w:lang w:val="en-US" w:eastAsia="zh-CN"/>
+              </w:rPr>
+              <w:t>24281119</w:t>
+            </w:r>
           </w:p>
         </w:tc>
         <w:tc>
@@ -508,11 +552,21 @@
             <w:pPr>
               <w:spacing w:line="360" w:lineRule="auto"/>
               <w:rPr>
-                <w:rFonts w:hint="eastAsia"/>
-                <w:sz w:val="24"/>
-                <w:szCs w:val="24"/>
-              </w:rPr>
-            </w:pPr>
+                <w:rFonts w:hint="eastAsia" w:eastAsiaTheme="minorEastAsia"/>
+                <w:sz w:val="24"/>
+                <w:szCs w:val="24"/>
+                <w:lang w:val="en-US" w:eastAsia="zh-CN"/>
+              </w:rPr>
+            </w:pPr>
+            <w:r>
+              <w:rPr>
+                <w:rFonts w:hint="eastAsia"/>
+                <w:sz w:val="24"/>
+                <w:szCs w:val="24"/>
+                <w:lang w:val="en-US" w:eastAsia="zh-CN"/>
+              </w:rPr>
+              <w:t>杨添博</w:t>
+            </w:r>
           </w:p>
         </w:tc>
         <w:tc>
@@ -600,10 +654,21 @@
             <w:pPr>
               <w:spacing w:line="360" w:lineRule="auto"/>
               <w:rPr>
-                <w:sz w:val="24"/>
-                <w:szCs w:val="24"/>
-              </w:rPr>
-            </w:pPr>
+                <w:rFonts w:hint="default" w:eastAsiaTheme="minorEastAsia"/>
+                <w:sz w:val="24"/>
+                <w:szCs w:val="24"/>
+                <w:lang w:val="en-US" w:eastAsia="zh-CN"/>
+              </w:rPr>
+            </w:pPr>
+            <w:r>
+              <w:rPr>
+                <w:rFonts w:hint="eastAsia"/>
+                <w:sz w:val="24"/>
+                <w:szCs w:val="24"/>
+                <w:lang w:val="en-US" w:eastAsia="zh-CN"/>
+              </w:rPr>
+              <w:t>24281037</w:t>
+            </w:r>
           </w:p>
         </w:tc>
         <w:tc>
@@ -614,11 +679,21 @@
             <w:pPr>
               <w:spacing w:line="360" w:lineRule="auto"/>
               <w:rPr>
-                <w:rFonts w:hint="eastAsia"/>
-                <w:sz w:val="24"/>
-                <w:szCs w:val="24"/>
-              </w:rPr>
-            </w:pPr>
+                <w:rFonts w:hint="eastAsia" w:eastAsiaTheme="minorEastAsia"/>
+                <w:sz w:val="24"/>
+                <w:szCs w:val="24"/>
+                <w:lang w:val="en-US" w:eastAsia="zh-CN"/>
+              </w:rPr>
+            </w:pPr>
+            <w:r>
+              <w:rPr>
+                <w:rFonts w:hint="eastAsia"/>
+                <w:sz w:val="24"/>
+                <w:szCs w:val="24"/>
+                <w:lang w:val="en-US" w:eastAsia="zh-CN"/>
+              </w:rPr>
+              <w:t>李佳勋</w:t>
+            </w:r>
           </w:p>
         </w:tc>
         <w:tc>
@@ -749,18 +824,7 @@
                 <w:szCs w:val="24"/>
                 <w:lang w:val="en-US" w:eastAsia="zh-CN"/>
               </w:rPr>
-              <w:t>由用户初始化窗口数量、排队人数</w:t>
-            </w:r>
-            <w:bookmarkStart w:id="0" w:name="_GoBack"/>
-            <w:bookmarkEnd w:id="0"/>
-            <w:r>
-              <w:rPr>
-                <w:rFonts w:hint="eastAsia"/>
-                <w:sz w:val="24"/>
-                <w:szCs w:val="24"/>
-                <w:lang w:val="en-US" w:eastAsia="zh-CN"/>
-              </w:rPr>
-              <w:t>等初始参数</w:t>
+              <w:t>由用户初始化窗口数量、排队人数等初始参数</w:t>
             </w:r>
           </w:p>
           <w:p>
@@ -3556,7 +3620,7 @@
     <w:lsdException w:unhideWhenUsed="0" w:uiPriority="0" w:semiHidden="0" w:name="Normal Indent"/>
     <w:lsdException w:unhideWhenUsed="0" w:uiPriority="0" w:semiHidden="0" w:name="footnote text"/>
     <w:lsdException w:unhideWhenUsed="0" w:uiPriority="0" w:semiHidden="0" w:name="annotation text"/>
-    <w:lsdException w:unhideWhenUsed="0" w:uiPriority="0" w:semiHidden="0" w:name="header"/>
+    <w:lsdException w:qFormat="1" w:unhideWhenUsed="0" w:uiPriority="0" w:semiHidden="0" w:name="header"/>
     <w:lsdException w:qFormat="1" w:unhideWhenUsed="0" w:uiPriority="0" w:semiHidden="0" w:name="footer"/>
     <w:lsdException w:unhideWhenUsed="0" w:uiPriority="0" w:semiHidden="0" w:name="index heading"/>
     <w:lsdException w:qFormat="1" w:uiPriority="0" w:name="caption"/>
@@ -3628,7 +3692,7 @@
     <w:lsdException w:unhideWhenUsed="0" w:uiPriority="0" w:semiHidden="0" w:name="HTML Sample"/>
     <w:lsdException w:unhideWhenUsed="0" w:uiPriority="0" w:semiHidden="0" w:name="HTML Typewriter"/>
     <w:lsdException w:unhideWhenUsed="0" w:uiPriority="0" w:semiHidden="0" w:name="HTML Variable"/>
-    <w:lsdException w:uiPriority="99" w:name="Normal Table"/>
+    <w:lsdException w:qFormat="1" w:uiPriority="99" w:name="Normal Table"/>
     <w:lsdException w:unhideWhenUsed="0" w:uiPriority="0" w:semiHidden="0" w:name="annotation subject"/>
     <w:lsdException w:unhideWhenUsed="0" w:uiPriority="0" w:semiHidden="0" w:name="Table Simple 1"/>
     <w:lsdException w:unhideWhenUsed="0" w:uiPriority="0" w:semiHidden="0" w:name="Table Simple 2"/>
@@ -3672,7 +3736,7 @@
     <w:lsdException w:unhideWhenUsed="0" w:uiPriority="0" w:semiHidden="0" w:name="Table Web 1"/>
     <w:lsdException w:unhideWhenUsed="0" w:uiPriority="0" w:semiHidden="0" w:name="Table Web 2"/>
     <w:lsdException w:unhideWhenUsed="0" w:uiPriority="0" w:semiHidden="0" w:name="Table Web 3"/>
-    <w:lsdException w:unhideWhenUsed="0" w:uiPriority="0" w:semiHidden="0" w:name="Balloon Text"/>
+    <w:lsdException w:qFormat="1" w:unhideWhenUsed="0" w:uiPriority="0" w:semiHidden="0" w:name="Balloon Text"/>
     <w:lsdException w:qFormat="1" w:unhideWhenUsed="0" w:uiPriority="59" w:semiHidden="0" w:name="Table Grid"/>
     <w:lsdException w:unhideWhenUsed="0" w:uiPriority="0" w:semiHidden="0" w:name="Table Theme"/>
     <w:lsdException w:unhideWhenUsed="0" w:uiPriority="60" w:semiHidden="0" w:name="Light Shading"/>
@@ -3843,6 +3907,7 @@
     <w:name w:val="Normal Table"/>
     <w:semiHidden/>
     <w:unhideWhenUsed/>
+    <w:qFormat/>
     <w:uiPriority w:val="99"/>
     <w:tblPr>
       <w:tblCellMar>
@@ -3857,6 +3922,7 @@
     <w:name w:val="Balloon Text"/>
     <w:basedOn w:val="1"/>
     <w:link w:val="14"/>
+    <w:qFormat/>
     <w:uiPriority w:val="0"/>
     <w:rPr>
       <w:sz w:val="18"/>
@@ -3886,6 +3952,7 @@
     <w:name w:val="header"/>
     <w:basedOn w:val="1"/>
     <w:link w:val="15"/>
+    <w:qFormat/>
     <w:uiPriority w:val="0"/>
     <w:pPr>
       <w:pBdr>
